--- a/04 Инструменты, программы, сервисы/TensorFlow c GPU через WSL2. Создание и запуск виртуального окружения.docx
+++ b/04 Инструменты, программы, сервисы/TensorFlow c GPU через WSL2. Создание и запуск виртуального окружения.docx
@@ -215,7 +215,7 @@
         </w:rPr>
         <w:t xml:space="preserve"> </w:t>
       </w:r>
-      <w:hyperlink r:id="rId6" w:history="1">
+      <w:hyperlink r:id="rId6" w:anchor="windows-wsl2" w:history="1">
         <w:r>
           <w:rPr>
             <w:rStyle w:val="aff8"/>
@@ -459,14 +459,7 @@
           <w:color w:val="000000" w:themeColor="text1"/>
           <w:lang w:val="ru-RU"/>
         </w:rPr>
-        <w:t>1</w:t>
-      </w:r>
-      <w:r>
-        <w:rPr>
-          <w:color w:val="000000" w:themeColor="text1"/>
-          <w:lang w:val="ru-RU"/>
-        </w:rPr>
-        <w:t xml:space="preserve">. Включение </w:t>
+        <w:t xml:space="preserve">1. Включение </w:t>
       </w:r>
       <w:r>
         <w:rPr>
@@ -708,13 +701,7 @@
               <w:rPr>
                 <w:color w:val="000000" w:themeColor="text1"/>
               </w:rPr>
-              <w:t xml:space="preserve"> --set-</w:t>
-            </w:r>
-            <w:r>
-              <w:rPr>
-                <w:color w:val="000000" w:themeColor="text1"/>
-              </w:rPr>
-              <w:t>version Ubuntu 2</w:t>
+              <w:t xml:space="preserve"> --set-version Ubuntu 2</w:t>
             </w:r>
           </w:p>
         </w:tc>
@@ -1162,13 +1149,7 @@
               <w:rPr>
                 <w:color w:val="000000" w:themeColor="text1"/>
               </w:rPr>
-              <w:t xml:space="preserve"> apt install python3 python3-venv pyth</w:t>
-            </w:r>
-            <w:r>
-              <w:rPr>
-                <w:color w:val="000000" w:themeColor="text1"/>
-              </w:rPr>
-              <w:t>on3-pip -y</w:t>
+              <w:t xml:space="preserve"> apt install python3 python3-venv python3-pip -y</w:t>
             </w:r>
           </w:p>
         </w:tc>
@@ -1261,14 +1242,36 @@
               <w:rPr>
                 <w:color w:val="000000" w:themeColor="text1"/>
               </w:rPr>
-              <w:t xml:space="preserve"> tf_env</w:t>
-            </w:r>
+              <w:t xml:space="preserve"> </w:t>
+            </w:r>
+            <w:proofErr w:type="spellStart"/>
+            <w:r>
+              <w:rPr>
+                <w:color w:val="000000" w:themeColor="text1"/>
+              </w:rPr>
+              <w:t>tf_env</w:t>
+            </w:r>
+            <w:proofErr w:type="spellEnd"/>
             <w:r>
               <w:rPr>
                 <w:color w:val="000000" w:themeColor="text1"/>
               </w:rPr>
               <w:br/>
-              <w:t>source ~/tf_env/bin/activate</w:t>
+              <w:t>source ~/</w:t>
+            </w:r>
+            <w:proofErr w:type="spellStart"/>
+            <w:r>
+              <w:rPr>
+                <w:color w:val="000000" w:themeColor="text1"/>
+              </w:rPr>
+              <w:t>tf_env</w:t>
+            </w:r>
+            <w:proofErr w:type="spellEnd"/>
+            <w:r>
+              <w:rPr>
+                <w:color w:val="000000" w:themeColor="text1"/>
+              </w:rPr>
+              <w:t>/bin/activate</w:t>
             </w:r>
           </w:p>
         </w:tc>
@@ -1518,13 +1521,7 @@
                 <w:color w:val="000000" w:themeColor="text1"/>
               </w:rPr>
               <w:br/>
-              <w:t>pyth</w:t>
-            </w:r>
-            <w:r>
-              <w:rPr>
-                <w:color w:val="000000" w:themeColor="text1"/>
-              </w:rPr>
-              <w:t>on3 -m pip install tensorflow[and-cuda] jupyter ipykernel</w:t>
+              <w:t>python3 -m pip install tensorflow[and-cuda] jupyter ipykernel</w:t>
             </w:r>
           </w:p>
         </w:tc>
@@ -1735,20 +1732,7 @@
                 <w:color w:val="000000" w:themeColor="text1"/>
               </w:rPr>
               <w:br/>
-            </w:r>
-            <w:proofErr w:type="gramStart"/>
-            <w:r>
-              <w:rPr>
-                <w:color w:val="000000" w:themeColor="text1"/>
-              </w:rPr>
-              <w:t>print(</w:t>
-            </w:r>
-            <w:proofErr w:type="gramEnd"/>
-            <w:r>
-              <w:rPr>
-                <w:color w:val="000000" w:themeColor="text1"/>
-              </w:rPr>
-              <w:t>"TensorFlow version:", tf.__version__)</w:t>
+              <w:t>print("TensorFlow version:", tf.__version__)</w:t>
             </w:r>
             <w:r>
               <w:rPr>
@@ -1762,13 +1746,7 @@
                 <w:color w:val="000000" w:themeColor="text1"/>
               </w:rPr>
               <w:br/>
-              <w:t>print("GPUs detected:", tf.config.list_physical_</w:t>
-            </w:r>
-            <w:r>
-              <w:rPr>
-                <w:color w:val="000000" w:themeColor="text1"/>
-              </w:rPr>
-              <w:t>devices('GPU'))</w:t>
+              <w:t>print("GPUs detected:", tf.config.list_physical_devices('GPU'))</w:t>
             </w:r>
             <w:r>
               <w:rPr>
@@ -1923,14 +1901,7 @@
           <w:color w:val="000000" w:themeColor="text1"/>
           <w:lang w:val="ru-RU"/>
         </w:rPr>
-        <w:t>-библиотеки автоматически</w:t>
-      </w:r>
-      <w:r>
-        <w:rPr>
-          <w:color w:val="000000" w:themeColor="text1"/>
-          <w:lang w:val="ru-RU"/>
-        </w:rPr>
-        <w:t xml:space="preserve">. Для этого создай </w:t>
+        <w:t xml:space="preserve">-библиотеки автоматически. Для этого создай </w:t>
       </w:r>
       <w:proofErr w:type="spellStart"/>
       <w:r>
@@ -2064,28 +2035,42 @@
               <w:rPr>
                 <w:color w:val="000000" w:themeColor="text1"/>
               </w:rPr>
-              <w:t>"</w:t>
-            </w:r>
-            <w:proofErr w:type="gramStart"/>
-            <w:r>
-              <w:rPr>
-                <w:color w:val="000000" w:themeColor="text1"/>
-              </w:rPr>
-              <w:t>)._</w:t>
-            </w:r>
-            <w:proofErr w:type="gramEnd"/>
-            <w:r>
-              <w:rPr>
-                <w:color w:val="000000" w:themeColor="text1"/>
-              </w:rPr>
-              <w:t>_file__)'))</w:t>
+              <w:t>").__file__)'))</w:t>
             </w:r>
             <w:r>
               <w:rPr>
                 <w:color w:val="000000" w:themeColor="text1"/>
               </w:rPr>
               <w:br/>
-              <w:t>ln -svf ../nvidia/*/lib/*.so* .</w:t>
+              <w:t>ln -</w:t>
+            </w:r>
+            <w:proofErr w:type="spellStart"/>
+            <w:r>
+              <w:rPr>
+                <w:color w:val="000000" w:themeColor="text1"/>
+              </w:rPr>
+              <w:t>svf</w:t>
+            </w:r>
+            <w:proofErr w:type="spellEnd"/>
+            <w:r>
+              <w:rPr>
+                <w:color w:val="000000" w:themeColor="text1"/>
+              </w:rPr>
+              <w:t xml:space="preserve"> ../</w:t>
+            </w:r>
+            <w:proofErr w:type="spellStart"/>
+            <w:r>
+              <w:rPr>
+                <w:color w:val="000000" w:themeColor="text1"/>
+              </w:rPr>
+              <w:t>nvidia</w:t>
+            </w:r>
+            <w:proofErr w:type="spellEnd"/>
+            <w:r>
+              <w:rPr>
+                <w:color w:val="000000" w:themeColor="text1"/>
+              </w:rPr>
+              <w:t>/*/lib/*.so* .</w:t>
             </w:r>
             <w:r>
               <w:rPr>
@@ -2105,13 +2090,7 @@
                 <w:color w:val="000000" w:themeColor="text1"/>
               </w:rPr>
               <w:br/>
-              <w:t>ln -sf $(find $(dirname $(dirname $(python3 -c "import nvidia.cuda_nvc</w:t>
-            </w:r>
-            <w:r>
-              <w:rPr>
-                <w:color w:val="000000" w:themeColor="text1"/>
-              </w:rPr>
-              <w:t>c; print(nvidia.cuda_nvcc.__file__)"))/*/bin/) -name ptxas -print -quit) $VIRTUAL_ENV/bin/ptxas</w:t>
+              <w:t>ln -sf $(find $(dirname $(dirname $(python3 -c "import nvidia.cuda_nvcc; print(nvidia.cuda_nvcc.__file__)"))/*/bin/) -name ptxas -print -quit) $VIRTUAL_ENV/bin/ptxas</w:t>
             </w:r>
           </w:p>
         </w:tc>
@@ -2197,21 +2176,35 @@
               <w:rPr>
                 <w:color w:val="000000" w:themeColor="text1"/>
               </w:rPr>
-              <w:t xml:space="preserve"> as tf; print(tf.</w:t>
-            </w:r>
-            <w:proofErr w:type="gramStart"/>
-            <w:r>
-              <w:rPr>
-                <w:color w:val="000000" w:themeColor="text1"/>
-              </w:rPr>
-              <w:t>config.list</w:t>
-            </w:r>
-            <w:proofErr w:type="gramEnd"/>
-            <w:r>
-              <w:rPr>
-                <w:color w:val="000000" w:themeColor="text1"/>
-              </w:rPr>
-              <w:t>_physical_devices('GPU'))"</w:t>
+              <w:t xml:space="preserve"> as </w:t>
+            </w:r>
+            <w:proofErr w:type="spellStart"/>
+            <w:r>
+              <w:rPr>
+                <w:color w:val="000000" w:themeColor="text1"/>
+              </w:rPr>
+              <w:t>tf</w:t>
+            </w:r>
+            <w:proofErr w:type="spellEnd"/>
+            <w:r>
+              <w:rPr>
+                <w:color w:val="000000" w:themeColor="text1"/>
+              </w:rPr>
+              <w:t>; print(</w:t>
+            </w:r>
+            <w:proofErr w:type="spellStart"/>
+            <w:r>
+              <w:rPr>
+                <w:color w:val="000000" w:themeColor="text1"/>
+              </w:rPr>
+              <w:t>tf.config.list_physical_devices</w:t>
+            </w:r>
+            <w:proofErr w:type="spellEnd"/>
+            <w:r>
+              <w:rPr>
+                <w:color w:val="000000" w:themeColor="text1"/>
+              </w:rPr>
+              <w:t>('GPU'))"</w:t>
             </w:r>
           </w:p>
         </w:tc>
@@ -2258,14 +2251,7 @@
           <w:color w:val="000000" w:themeColor="text1"/>
           <w:lang w:val="ru-RU"/>
         </w:rPr>
-        <w:t xml:space="preserve"> из правил</w:t>
-      </w:r>
-      <w:r>
-        <w:rPr>
-          <w:color w:val="000000" w:themeColor="text1"/>
-          <w:lang w:val="ru-RU"/>
-        </w:rPr>
-        <w:t>ьного окружения</w:t>
+        <w:t xml:space="preserve"> из правильного окружения</w:t>
       </w:r>
     </w:p>
     <w:p>
@@ -2414,7 +2400,6 @@
               </w:rPr>
               <w:t>/Desktop/</w:t>
             </w:r>
-            <w:proofErr w:type="gramStart"/>
             <w:r>
               <w:rPr>
                 <w:color w:val="000000" w:themeColor="text1"/>
@@ -2431,9 +2416,21 @@
               <w:rPr>
                 <w:color w:val="000000" w:themeColor="text1"/>
               </w:rPr>
-              <w:t xml:space="preserve"> #</w:t>
-            </w:r>
-            <w:proofErr w:type="gramEnd"/>
+              <w:t xml:space="preserve"> # </w:t>
+            </w:r>
+            <w:r>
+              <w:rPr>
+                <w:color w:val="000000" w:themeColor="text1"/>
+              </w:rPr>
+              <w:t>(</w:t>
+            </w:r>
+            <w:r>
+              <w:rPr>
+                <w:color w:val="000000" w:themeColor="text1"/>
+                <w:lang w:val="ru-RU"/>
+              </w:rPr>
+              <w:t>к</w:t>
+            </w:r>
             <w:r>
               <w:rPr>
                 <w:color w:val="000000" w:themeColor="text1"/>
@@ -2443,27 +2440,8 @@
             <w:r>
               <w:rPr>
                 <w:color w:val="000000" w:themeColor="text1"/>
-              </w:rPr>
-              <w:t>(</w:t>
-            </w:r>
-            <w:r>
-              <w:rPr>
-                <w:color w:val="000000" w:themeColor="text1"/>
                 <w:lang w:val="ru-RU"/>
               </w:rPr>
-              <w:t>к</w:t>
-            </w:r>
-            <w:r>
-              <w:rPr>
-                <w:color w:val="000000" w:themeColor="text1"/>
-              </w:rPr>
-              <w:t xml:space="preserve"> </w:t>
-            </w:r>
-            <w:r>
-              <w:rPr>
-                <w:color w:val="000000" w:themeColor="text1"/>
-                <w:lang w:val="ru-RU"/>
-              </w:rPr>
               <w:t>примеру</w:t>
             </w:r>
             <w:r>
@@ -2490,13 +2468,7 @@
               <w:rPr>
                 <w:color w:val="000000" w:themeColor="text1"/>
               </w:rPr>
-              <w:t xml:space="preserve"> notebook --no-browser --port=88</w:t>
-            </w:r>
-            <w:r>
-              <w:rPr>
-                <w:color w:val="000000" w:themeColor="text1"/>
-              </w:rPr>
-              <w:t>88</w:t>
+              <w:t xml:space="preserve"> notebook --no-browser --port=8888</w:t>
             </w:r>
           </w:p>
         </w:tc>
@@ -2698,7 +2670,6 @@
               <w:t>print(</w:t>
             </w:r>
             <w:proofErr w:type="spellStart"/>
-            <w:proofErr w:type="gramStart"/>
             <w:r>
               <w:rPr>
                 <w:color w:val="000000" w:themeColor="text1"/>
@@ -2710,27 +2681,14 @@
               <w:rPr>
                 <w:color w:val="000000" w:themeColor="text1"/>
               </w:rPr>
-              <w:t>._</w:t>
-            </w:r>
-            <w:proofErr w:type="gramEnd"/>
-            <w:r>
-              <w:rPr>
-                <w:color w:val="000000" w:themeColor="text1"/>
-              </w:rPr>
-              <w:t>_version__)</w:t>
+              <w:t>.__version__)</w:t>
             </w:r>
             <w:r>
               <w:rPr>
                 <w:color w:val="000000" w:themeColor="text1"/>
               </w:rPr>
               <w:br/>
-              <w:t>print(tf.config.list_physical_devices('GPU'</w:t>
-            </w:r>
-            <w:r>
-              <w:rPr>
-                <w:color w:val="000000" w:themeColor="text1"/>
-              </w:rPr>
-              <w:t>))</w:t>
+              <w:t>print(tf.config.list_physical_devices('GPU'))</w:t>
             </w:r>
             <w:r>
               <w:rPr>
@@ -2808,6 +2766,7 @@
       <w:pPr>
         <w:rPr>
           <w:color w:val="000000" w:themeColor="text1"/>
+          <w:lang w:val="ru-RU"/>
         </w:rPr>
       </w:pPr>
     </w:p>
@@ -2815,6 +2774,7 @@
       <w:pPr>
         <w:rPr>
           <w:color w:val="000000" w:themeColor="text1"/>
+          <w:lang w:val="ru-RU"/>
         </w:rPr>
       </w:pPr>
     </w:p>
@@ -2901,6 +2861,11 @@
     </w:p>
     <w:p>
       <w:pPr>
+        <w:pStyle w:val="ae"/>
+        <w:numPr>
+          <w:ilvl w:val="0"/>
+          <w:numId w:val="11"/>
+        </w:numPr>
         <w:rPr>
           <w:color w:val="000000" w:themeColor="text1"/>
           <w:lang w:val="ru-RU"/>
@@ -2924,21 +2889,7 @@
           <w:color w:val="000000" w:themeColor="text1"/>
           <w:lang w:val="ru-RU"/>
         </w:rPr>
-        <w:t xml:space="preserve"> от имени администратора включ</w:t>
-      </w:r>
-      <w:r>
-        <w:rPr>
-          <w:color w:val="000000" w:themeColor="text1"/>
-          <w:lang w:val="ru-RU"/>
-        </w:rPr>
-        <w:t>аем</w:t>
-      </w:r>
-      <w:r>
-        <w:rPr>
-          <w:color w:val="000000" w:themeColor="text1"/>
-          <w:lang w:val="ru-RU"/>
-        </w:rPr>
-        <w:t xml:space="preserve"> </w:t>
+        <w:t xml:space="preserve"> от имени администратора включаем </w:t>
       </w:r>
       <w:r>
         <w:rPr>
@@ -3002,6 +2953,11 @@
     </w:p>
     <w:p>
       <w:pPr>
+        <w:pStyle w:val="ae"/>
+        <w:numPr>
+          <w:ilvl w:val="0"/>
+          <w:numId w:val="11"/>
+        </w:numPr>
         <w:rPr>
           <w:lang w:val="ru-RU"/>
         </w:rPr>
@@ -3072,6 +3028,11 @@
     </w:p>
     <w:p>
       <w:pPr>
+        <w:pStyle w:val="ae"/>
+        <w:numPr>
+          <w:ilvl w:val="0"/>
+          <w:numId w:val="11"/>
+        </w:numPr>
         <w:rPr>
           <w:lang w:val="ru-RU"/>
         </w:rPr>
@@ -3132,13 +3093,7 @@
               <w:rPr>
                 <w:color w:val="000000" w:themeColor="text1"/>
               </w:rPr>
-              <w:t>s</w:t>
-            </w:r>
-            <w:r>
-              <w:rPr>
-                <w:color w:val="000000" w:themeColor="text1"/>
-              </w:rPr>
-              <w:t>ource ~/</w:t>
+              <w:t>source ~/</w:t>
             </w:r>
             <w:proofErr w:type="spellStart"/>
             <w:r>
@@ -3162,12 +3117,16 @@
       <w:pPr>
         <w:rPr>
           <w:color w:val="000000" w:themeColor="text1"/>
-          <w:lang w:val="ru-RU"/>
         </w:rPr>
       </w:pPr>
     </w:p>
     <w:p>
       <w:pPr>
+        <w:pStyle w:val="ae"/>
+        <w:numPr>
+          <w:ilvl w:val="0"/>
+          <w:numId w:val="11"/>
+        </w:numPr>
         <w:rPr>
           <w:color w:val="000000" w:themeColor="text1"/>
           <w:lang w:val="ru-RU"/>
@@ -3261,12 +3220,16 @@
       <w:pPr>
         <w:rPr>
           <w:color w:val="000000" w:themeColor="text1"/>
-          <w:lang w:val="ru-RU"/>
         </w:rPr>
       </w:pPr>
     </w:p>
     <w:p>
       <w:pPr>
+        <w:pStyle w:val="ae"/>
+        <w:numPr>
+          <w:ilvl w:val="0"/>
+          <w:numId w:val="11"/>
+        </w:numPr>
         <w:rPr>
           <w:color w:val="000000" w:themeColor="text1"/>
         </w:rPr>
@@ -3283,32 +3246,14 @@
         <w:rPr>
           <w:color w:val="000000" w:themeColor="text1"/>
         </w:rPr>
-        <w:t>J</w:t>
-      </w:r>
-      <w:r>
-        <w:rPr>
-          <w:color w:val="000000" w:themeColor="text1"/>
-        </w:rPr>
-        <w:t>upyter</w:t>
+        <w:t>Jupyter</w:t>
       </w:r>
       <w:proofErr w:type="spellEnd"/>
       <w:r>
         <w:rPr>
           <w:color w:val="000000" w:themeColor="text1"/>
         </w:rPr>
-        <w:t xml:space="preserve"> </w:t>
-      </w:r>
-      <w:r>
-        <w:rPr>
-          <w:color w:val="000000" w:themeColor="text1"/>
-        </w:rPr>
-        <w:t>N</w:t>
-      </w:r>
-      <w:r>
-        <w:rPr>
-          <w:color w:val="000000" w:themeColor="text1"/>
-        </w:rPr>
-        <w:t>otebook</w:t>
+        <w:t xml:space="preserve"> Notebook</w:t>
       </w:r>
     </w:p>
     <w:tbl>
@@ -3372,6 +3317,11 @@
     </w:p>
     <w:p>
       <w:pPr>
+        <w:pStyle w:val="ae"/>
+        <w:numPr>
+          <w:ilvl w:val="0"/>
+          <w:numId w:val="11"/>
+        </w:numPr>
         <w:rPr>
           <w:color w:val="000000" w:themeColor="text1"/>
           <w:lang w:val="ru-RU"/>
@@ -3389,30 +3339,7 @@
           <w:color w:val="000000" w:themeColor="text1"/>
           <w:lang w:val="ru-RU"/>
         </w:rPr>
-        <w:t xml:space="preserve"> </w:t>
-      </w:r>
-      <w:proofErr w:type="gramStart"/>
-      <w:r>
-        <w:rPr>
-          <w:color w:val="000000" w:themeColor="text1"/>
-          <w:lang w:val="ru-RU"/>
-        </w:rPr>
-        <w:t>(</w:t>
-      </w:r>
-      <w:r>
-        <w:rPr>
-          <w:color w:val="000000" w:themeColor="text1"/>
-          <w:lang w:val="ru-RU"/>
-        </w:rPr>
-        <w:t xml:space="preserve"> http://localhost:8888/tree?token</w:t>
-      </w:r>
-      <w:proofErr w:type="gramEnd"/>
-      <w:r>
-        <w:rPr>
-          <w:color w:val="000000" w:themeColor="text1"/>
-          <w:lang w:val="ru-RU"/>
-        </w:rPr>
-        <w:t>...)</w:t>
+        <w:t xml:space="preserve"> ( http://localhost:8888/tree?token...)</w:t>
       </w:r>
       <w:r>
         <w:rPr>
@@ -3427,68 +3354,143 @@
           <w:lang w:val="ru-RU"/>
         </w:rPr>
         <w:t>.</w:t>
+      </w:r>
+      <w:r>
+        <w:rPr>
+          <w:color w:val="000000" w:themeColor="text1"/>
+          <w:lang w:val="ru-RU"/>
+        </w:rPr>
+        <w:br/>
+      </w:r>
+      <w:r>
+        <w:rPr>
+          <w:color w:val="000000" w:themeColor="text1"/>
+          <w:lang w:val="ru-RU"/>
+        </w:rPr>
+        <w:t xml:space="preserve">Запускаем проект, в проекте </w:t>
+      </w:r>
+      <w:r>
+        <w:rPr>
+          <w:color w:val="000000" w:themeColor="text1"/>
+          <w:lang w:val="ru-RU"/>
+        </w:rPr>
+        <w:t xml:space="preserve">(вверху справа) </w:t>
+      </w:r>
+      <w:r>
+        <w:rPr>
+          <w:color w:val="000000" w:themeColor="text1"/>
+          <w:lang w:val="ru-RU"/>
+        </w:rPr>
+        <w:t xml:space="preserve">выбираем </w:t>
+      </w:r>
+      <w:r>
+        <w:rPr>
+          <w:color w:val="000000" w:themeColor="text1"/>
+        </w:rPr>
+        <w:t>kernel</w:t>
+      </w:r>
+      <w:r>
+        <w:rPr>
+          <w:color w:val="000000" w:themeColor="text1"/>
+          <w:lang w:val="ru-RU"/>
+        </w:rPr>
+        <w:t xml:space="preserve"> “</w:t>
+      </w:r>
+      <w:r>
+        <w:rPr>
+          <w:color w:val="000000" w:themeColor="text1"/>
+        </w:rPr>
+        <w:t>Python</w:t>
+      </w:r>
+      <w:r>
+        <w:rPr>
+          <w:color w:val="000000" w:themeColor="text1"/>
+          <w:lang w:val="ru-RU"/>
+        </w:rPr>
+        <w:t xml:space="preserve"> (</w:t>
+      </w:r>
+      <w:proofErr w:type="spellStart"/>
+      <w:r>
+        <w:rPr>
+          <w:color w:val="000000" w:themeColor="text1"/>
+        </w:rPr>
+        <w:t>tf</w:t>
+      </w:r>
+      <w:proofErr w:type="spellEnd"/>
+      <w:r>
+        <w:rPr>
+          <w:color w:val="000000" w:themeColor="text1"/>
+          <w:lang w:val="ru-RU"/>
+        </w:rPr>
+        <w:t>_</w:t>
+      </w:r>
+      <w:r>
+        <w:rPr>
+          <w:color w:val="000000" w:themeColor="text1"/>
+        </w:rPr>
+        <w:t>env</w:t>
+      </w:r>
+      <w:r>
+        <w:rPr>
+          <w:color w:val="000000" w:themeColor="text1"/>
+          <w:lang w:val="ru-RU"/>
+        </w:rPr>
+        <w:t>)”</w:t>
       </w:r>
     </w:p>
     <w:p>
       <w:pPr>
+        <w:pStyle w:val="ae"/>
         <w:rPr>
           <w:color w:val="000000" w:themeColor="text1"/>
           <w:lang w:val="ru-RU"/>
         </w:rPr>
       </w:pPr>
-      <w:r>
-        <w:rPr>
-          <w:color w:val="000000" w:themeColor="text1"/>
-          <w:lang w:val="ru-RU"/>
-        </w:rPr>
-        <w:t xml:space="preserve">Запускаем проект, в проекте </w:t>
-      </w:r>
-      <w:r>
-        <w:rPr>
-          <w:color w:val="000000" w:themeColor="text1"/>
-          <w:lang w:val="ru-RU"/>
-        </w:rPr>
-        <w:t xml:space="preserve">(вверху справа) </w:t>
-      </w:r>
-      <w:r>
-        <w:rPr>
-          <w:color w:val="000000" w:themeColor="text1"/>
-          <w:lang w:val="ru-RU"/>
-        </w:rPr>
-        <w:t xml:space="preserve">выбираем </w:t>
-      </w:r>
-      <w:r>
-        <w:rPr>
-          <w:color w:val="000000" w:themeColor="text1"/>
-        </w:rPr>
-        <w:t>kernel</w:t>
-      </w:r>
-      <w:r>
-        <w:rPr>
-          <w:color w:val="000000" w:themeColor="text1"/>
-          <w:lang w:val="ru-RU"/>
-        </w:rPr>
-        <w:t xml:space="preserve"> “</w:t>
-      </w:r>
-      <w:r>
-        <w:rPr>
-          <w:color w:val="000000" w:themeColor="text1"/>
-        </w:rPr>
-        <w:t>Python</w:t>
-      </w:r>
-      <w:r>
-        <w:rPr>
-          <w:color w:val="000000" w:themeColor="text1"/>
-          <w:lang w:val="ru-RU"/>
-        </w:rPr>
-        <w:t xml:space="preserve"> (</w:t>
+    </w:p>
+    <w:p>
+      <w:pPr>
+        <w:pStyle w:val="ae"/>
+        <w:rPr>
+          <w:color w:val="000000" w:themeColor="text1"/>
+          <w:lang w:val="ru-RU"/>
+        </w:rPr>
+      </w:pPr>
+    </w:p>
+    <w:p>
+      <w:pPr>
+        <w:pStyle w:val="ae"/>
+        <w:ind w:left="0" w:firstLine="709"/>
+        <w:rPr>
+          <w:color w:val="000000" w:themeColor="text1"/>
+          <w:lang w:val="ru-RU"/>
+        </w:rPr>
+      </w:pPr>
+      <w:r>
+        <w:rPr>
+          <w:color w:val="000000" w:themeColor="text1"/>
+          <w:lang w:val="ru-RU"/>
+        </w:rPr>
+        <w:t xml:space="preserve">Если видеокарта не обнаруживается, то в </w:t>
+      </w:r>
+      <w:r>
+        <w:rPr>
+          <w:color w:val="000000" w:themeColor="text1"/>
+        </w:rPr>
+        <w:t>PowerShell</w:t>
+      </w:r>
+      <w:r>
+        <w:rPr>
+          <w:color w:val="000000" w:themeColor="text1"/>
+          <w:lang w:val="ru-RU"/>
+        </w:rPr>
+        <w:t xml:space="preserve"> нажать остановить </w:t>
       </w:r>
       <w:proofErr w:type="spellStart"/>
       <w:r>
         <w:rPr>
           <w:color w:val="000000" w:themeColor="text1"/>
         </w:rPr>
-        <w:t>tf</w:t>
+        <w:t>Jupyter</w:t>
       </w:r>
       <w:proofErr w:type="spellEnd"/>
       <w:r>
@@ -3496,27 +3498,1222 @@
           <w:color w:val="000000" w:themeColor="text1"/>
           <w:lang w:val="ru-RU"/>
         </w:rPr>
-        <w:t>_</w:t>
-      </w:r>
-      <w:r>
-        <w:rPr>
-          <w:color w:val="000000" w:themeColor="text1"/>
-        </w:rPr>
-        <w:t>env</w:t>
-      </w:r>
-      <w:r>
-        <w:rPr>
-          <w:color w:val="000000" w:themeColor="text1"/>
-          <w:lang w:val="ru-RU"/>
-        </w:rPr>
-        <w:t>)</w:t>
-      </w:r>
-      <w:r>
-        <w:rPr>
-          <w:color w:val="000000" w:themeColor="text1"/>
-          <w:lang w:val="ru-RU"/>
-        </w:rPr>
-        <w:t>”</w:t>
+        <w:t xml:space="preserve"> </w:t>
+      </w:r>
+      <w:r>
+        <w:rPr>
+          <w:color w:val="000000" w:themeColor="text1"/>
+        </w:rPr>
+        <w:t>Notebook</w:t>
+      </w:r>
+      <w:r>
+        <w:rPr>
+          <w:color w:val="000000" w:themeColor="text1"/>
+          <w:lang w:val="ru-RU"/>
+        </w:rPr>
+        <w:t xml:space="preserve"> </w:t>
+      </w:r>
+      <w:r>
+        <w:rPr>
+          <w:color w:val="000000" w:themeColor="text1"/>
+          <w:lang w:val="ru-RU"/>
+        </w:rPr>
+        <w:t>(</w:t>
+      </w:r>
+      <w:r>
+        <w:rPr>
+          <w:color w:val="000000" w:themeColor="text1"/>
+        </w:rPr>
+        <w:t>Ctrl</w:t>
+      </w:r>
+      <w:r>
+        <w:rPr>
+          <w:color w:val="000000" w:themeColor="text1"/>
+          <w:lang w:val="ru-RU"/>
+        </w:rPr>
+        <w:t>+</w:t>
+      </w:r>
+      <w:r>
+        <w:rPr>
+          <w:color w:val="000000" w:themeColor="text1"/>
+        </w:rPr>
+        <w:t>C</w:t>
+      </w:r>
+      <w:r>
+        <w:rPr>
+          <w:color w:val="000000" w:themeColor="text1"/>
+          <w:lang w:val="ru-RU"/>
+        </w:rPr>
+        <w:t>), и затем:</w:t>
+      </w:r>
+    </w:p>
+    <w:tbl>
+      <w:tblPr>
+        <w:tblW w:w="0" w:type="auto"/>
+        <w:jc w:val="center"/>
+        <w:tblLayout w:type="fixed"/>
+        <w:tblLook w:val="04A0" w:firstRow="1" w:lastRow="0" w:firstColumn="1" w:lastColumn="0" w:noHBand="0" w:noVBand="1"/>
+      </w:tblPr>
+      <w:tblGrid>
+        <w:gridCol w:w="9792"/>
+      </w:tblGrid>
+      <w:tr>
+        <w:trPr>
+          <w:jc w:val="center"/>
+        </w:trPr>
+        <w:tc>
+          <w:tcPr>
+            <w:tcW w:w="9792" w:type="dxa"/>
+            <w:tcBorders>
+              <w:top w:val="single" w:sz="4" w:space="0" w:color="D9E2F3"/>
+              <w:left w:val="single" w:sz="4" w:space="0" w:color="D9E2F3"/>
+              <w:bottom w:val="single" w:sz="4" w:space="0" w:color="D9E2F3"/>
+              <w:right w:val="single" w:sz="4" w:space="0" w:color="D9E2F3"/>
+            </w:tcBorders>
+            <w:shd w:val="clear" w:color="auto" w:fill="F3F5F7"/>
+            <w:vAlign w:val="center"/>
+          </w:tcPr>
+          <w:p>
+            <w:pPr>
+              <w:pStyle w:val="CodeBlock"/>
+              <w:ind w:left="80" w:right="80"/>
+              <w:rPr>
+                <w:color w:val="000000" w:themeColor="text1"/>
+              </w:rPr>
+            </w:pPr>
+            <w:r>
+              <w:rPr>
+                <w:color w:val="000000" w:themeColor="text1"/>
+              </w:rPr>
+              <w:t>source ~/</w:t>
+            </w:r>
+            <w:proofErr w:type="spellStart"/>
+            <w:r>
+              <w:rPr>
+                <w:color w:val="000000" w:themeColor="text1"/>
+              </w:rPr>
+              <w:t>tf_env</w:t>
+            </w:r>
+            <w:proofErr w:type="spellEnd"/>
+            <w:r>
+              <w:rPr>
+                <w:color w:val="000000" w:themeColor="text1"/>
+              </w:rPr>
+              <w:t>/bin/activate</w:t>
+            </w:r>
+          </w:p>
+          <w:p>
+            <w:pPr>
+              <w:pStyle w:val="CodeBlock"/>
+              <w:ind w:left="80" w:right="80"/>
+              <w:rPr>
+                <w:color w:val="000000" w:themeColor="text1"/>
+              </w:rPr>
+            </w:pPr>
+            <w:r>
+              <w:rPr>
+                <w:color w:val="000000" w:themeColor="text1"/>
+              </w:rPr>
+              <w:t>which python</w:t>
+            </w:r>
+          </w:p>
+          <w:p>
+            <w:pPr>
+              <w:pStyle w:val="CodeBlock"/>
+              <w:ind w:left="80" w:right="80"/>
+              <w:rPr>
+                <w:color w:val="000000" w:themeColor="text1"/>
+              </w:rPr>
+            </w:pPr>
+            <w:r>
+              <w:rPr>
+                <w:color w:val="000000" w:themeColor="text1"/>
+              </w:rPr>
+              <w:t xml:space="preserve">python3 -c "import </w:t>
+            </w:r>
+            <w:proofErr w:type="spellStart"/>
+            <w:r>
+              <w:rPr>
+                <w:color w:val="000000" w:themeColor="text1"/>
+              </w:rPr>
+              <w:t>tensorflow</w:t>
+            </w:r>
+            <w:proofErr w:type="spellEnd"/>
+            <w:r>
+              <w:rPr>
+                <w:color w:val="000000" w:themeColor="text1"/>
+              </w:rPr>
+              <w:t xml:space="preserve"> as </w:t>
+            </w:r>
+            <w:proofErr w:type="spellStart"/>
+            <w:r>
+              <w:rPr>
+                <w:color w:val="000000" w:themeColor="text1"/>
+              </w:rPr>
+              <w:t>tf</w:t>
+            </w:r>
+            <w:proofErr w:type="spellEnd"/>
+            <w:r>
+              <w:rPr>
+                <w:color w:val="000000" w:themeColor="text1"/>
+              </w:rPr>
+              <w:t>; print(</w:t>
+            </w:r>
+            <w:proofErr w:type="spellStart"/>
+            <w:r>
+              <w:rPr>
+                <w:color w:val="000000" w:themeColor="text1"/>
+              </w:rPr>
+              <w:t>tf</w:t>
+            </w:r>
+            <w:proofErr w:type="spellEnd"/>
+            <w:r>
+              <w:rPr>
+                <w:color w:val="000000" w:themeColor="text1"/>
+              </w:rPr>
+              <w:t>.__version__); print(</w:t>
+            </w:r>
+            <w:proofErr w:type="spellStart"/>
+            <w:r>
+              <w:rPr>
+                <w:color w:val="000000" w:themeColor="text1"/>
+              </w:rPr>
+              <w:t>tf.config.list_physical_devices</w:t>
+            </w:r>
+            <w:proofErr w:type="spellEnd"/>
+            <w:r>
+              <w:rPr>
+                <w:color w:val="000000" w:themeColor="text1"/>
+              </w:rPr>
+              <w:t>('GPU'))"</w:t>
+            </w:r>
+          </w:p>
+        </w:tc>
+      </w:tr>
+    </w:tbl>
+    <w:p>
+      <w:pPr>
+        <w:pStyle w:val="ae"/>
+        <w:ind w:left="0" w:firstLine="709"/>
+        <w:rPr>
+          <w:color w:val="000000" w:themeColor="text1"/>
+          <w:lang w:val="ru-RU"/>
+        </w:rPr>
+      </w:pPr>
+      <w:r>
+        <w:rPr>
+          <w:color w:val="000000" w:themeColor="text1"/>
+          <w:lang w:val="ru-RU"/>
+        </w:rPr>
+        <w:t xml:space="preserve">если </w:t>
+      </w:r>
+      <w:r>
+        <w:rPr>
+          <w:color w:val="000000" w:themeColor="text1"/>
+        </w:rPr>
+        <w:t>GPU</w:t>
+      </w:r>
+      <w:r>
+        <w:rPr>
+          <w:color w:val="000000" w:themeColor="text1"/>
+          <w:lang w:val="ru-RU"/>
+        </w:rPr>
+        <w:t>:0</w:t>
+      </w:r>
+      <w:r>
+        <w:rPr>
+          <w:color w:val="000000" w:themeColor="text1"/>
+          <w:lang w:val="ru-RU"/>
+        </w:rPr>
+        <w:t xml:space="preserve"> то все ОК</w:t>
+      </w:r>
+    </w:p>
+    <w:p>
+      <w:pPr>
+        <w:pStyle w:val="ae"/>
+        <w:ind w:left="0" w:firstLine="709"/>
+        <w:rPr>
+          <w:color w:val="000000" w:themeColor="text1"/>
+          <w:lang w:val="ru-RU"/>
+        </w:rPr>
+      </w:pPr>
+      <w:r>
+        <w:rPr>
+          <w:color w:val="000000" w:themeColor="text1"/>
+          <w:lang w:val="ru-RU"/>
+        </w:rPr>
+        <w:t>если нет</w:t>
+      </w:r>
+    </w:p>
+    <w:tbl>
+      <w:tblPr>
+        <w:tblW w:w="0" w:type="auto"/>
+        <w:jc w:val="center"/>
+        <w:tblLayout w:type="fixed"/>
+        <w:tblLook w:val="04A0" w:firstRow="1" w:lastRow="0" w:firstColumn="1" w:lastColumn="0" w:noHBand="0" w:noVBand="1"/>
+      </w:tblPr>
+      <w:tblGrid>
+        <w:gridCol w:w="9792"/>
+      </w:tblGrid>
+      <w:tr>
+        <w:trPr>
+          <w:jc w:val="center"/>
+        </w:trPr>
+        <w:tc>
+          <w:tcPr>
+            <w:tcW w:w="9792" w:type="dxa"/>
+            <w:tcBorders>
+              <w:top w:val="single" w:sz="4" w:space="0" w:color="D9E2F3"/>
+              <w:left w:val="single" w:sz="4" w:space="0" w:color="D9E2F3"/>
+              <w:bottom w:val="single" w:sz="4" w:space="0" w:color="D9E2F3"/>
+              <w:right w:val="single" w:sz="4" w:space="0" w:color="D9E2F3"/>
+            </w:tcBorders>
+            <w:shd w:val="clear" w:color="auto" w:fill="F3F5F7"/>
+            <w:vAlign w:val="center"/>
+          </w:tcPr>
+          <w:p>
+            <w:pPr>
+              <w:pStyle w:val="CodeBlock"/>
+              <w:ind w:left="80" w:right="80"/>
+              <w:rPr>
+                <w:color w:val="000000" w:themeColor="text1"/>
+              </w:rPr>
+            </w:pPr>
+            <w:r>
+              <w:rPr>
+                <w:color w:val="000000" w:themeColor="text1"/>
+              </w:rPr>
+              <w:t>source ~/</w:t>
+            </w:r>
+            <w:proofErr w:type="spellStart"/>
+            <w:r>
+              <w:rPr>
+                <w:color w:val="000000" w:themeColor="text1"/>
+              </w:rPr>
+              <w:t>tf_env</w:t>
+            </w:r>
+            <w:proofErr w:type="spellEnd"/>
+            <w:r>
+              <w:rPr>
+                <w:color w:val="000000" w:themeColor="text1"/>
+              </w:rPr>
+              <w:t>/bin/activate</w:t>
+            </w:r>
+          </w:p>
+          <w:p>
+            <w:pPr>
+              <w:pStyle w:val="CodeBlock"/>
+              <w:ind w:left="80" w:right="80"/>
+              <w:rPr>
+                <w:color w:val="000000" w:themeColor="text1"/>
+              </w:rPr>
+            </w:pPr>
+          </w:p>
+          <w:p>
+            <w:pPr>
+              <w:pStyle w:val="CodeBlock"/>
+              <w:ind w:left="80" w:right="80"/>
+              <w:rPr>
+                <w:color w:val="000000" w:themeColor="text1"/>
+              </w:rPr>
+            </w:pPr>
+            <w:proofErr w:type="spellStart"/>
+            <w:r>
+              <w:rPr>
+                <w:color w:val="000000" w:themeColor="text1"/>
+              </w:rPr>
+              <w:t>pushd</w:t>
+            </w:r>
+            <w:proofErr w:type="spellEnd"/>
+            <w:r>
+              <w:rPr>
+                <w:color w:val="000000" w:themeColor="text1"/>
+              </w:rPr>
+              <w:t xml:space="preserve"> $(</w:t>
+            </w:r>
+            <w:proofErr w:type="spellStart"/>
+            <w:r>
+              <w:rPr>
+                <w:color w:val="000000" w:themeColor="text1"/>
+              </w:rPr>
+              <w:t>dirname</w:t>
+            </w:r>
+            <w:proofErr w:type="spellEnd"/>
+            <w:r>
+              <w:rPr>
+                <w:color w:val="000000" w:themeColor="text1"/>
+              </w:rPr>
+              <w:t xml:space="preserve"> $(python3 -c 'print(__import__("</w:t>
+            </w:r>
+            <w:proofErr w:type="spellStart"/>
+            <w:r>
+              <w:rPr>
+                <w:color w:val="000000" w:themeColor="text1"/>
+              </w:rPr>
+              <w:t>tensorflow</w:t>
+            </w:r>
+            <w:proofErr w:type="spellEnd"/>
+            <w:r>
+              <w:rPr>
+                <w:color w:val="000000" w:themeColor="text1"/>
+              </w:rPr>
+              <w:t>").__file__)'))</w:t>
+            </w:r>
+          </w:p>
+          <w:p>
+            <w:pPr>
+              <w:pStyle w:val="CodeBlock"/>
+              <w:ind w:left="80" w:right="80"/>
+              <w:rPr>
+                <w:color w:val="000000" w:themeColor="text1"/>
+              </w:rPr>
+            </w:pPr>
+            <w:r>
+              <w:rPr>
+                <w:color w:val="000000" w:themeColor="text1"/>
+              </w:rPr>
+              <w:t>ln -</w:t>
+            </w:r>
+            <w:proofErr w:type="spellStart"/>
+            <w:r>
+              <w:rPr>
+                <w:color w:val="000000" w:themeColor="text1"/>
+              </w:rPr>
+              <w:t>svf</w:t>
+            </w:r>
+            <w:proofErr w:type="spellEnd"/>
+            <w:r>
+              <w:rPr>
+                <w:color w:val="000000" w:themeColor="text1"/>
+              </w:rPr>
+              <w:t xml:space="preserve"> ../</w:t>
+            </w:r>
+            <w:proofErr w:type="spellStart"/>
+            <w:r>
+              <w:rPr>
+                <w:color w:val="000000" w:themeColor="text1"/>
+              </w:rPr>
+              <w:t>nvidia</w:t>
+            </w:r>
+            <w:proofErr w:type="spellEnd"/>
+            <w:r>
+              <w:rPr>
+                <w:color w:val="000000" w:themeColor="text1"/>
+              </w:rPr>
+              <w:t>/*/lib/*.so* .</w:t>
+            </w:r>
+          </w:p>
+          <w:p>
+            <w:pPr>
+              <w:pStyle w:val="CodeBlock"/>
+              <w:ind w:left="80" w:right="80"/>
+              <w:rPr>
+                <w:color w:val="000000" w:themeColor="text1"/>
+              </w:rPr>
+            </w:pPr>
+            <w:proofErr w:type="spellStart"/>
+            <w:r>
+              <w:rPr>
+                <w:color w:val="000000" w:themeColor="text1"/>
+              </w:rPr>
+              <w:t>popd</w:t>
+            </w:r>
+            <w:proofErr w:type="spellEnd"/>
+          </w:p>
+          <w:p>
+            <w:pPr>
+              <w:pStyle w:val="CodeBlock"/>
+              <w:ind w:left="80" w:right="80"/>
+              <w:rPr>
+                <w:color w:val="000000" w:themeColor="text1"/>
+              </w:rPr>
+            </w:pPr>
+          </w:p>
+          <w:p>
+            <w:pPr>
+              <w:pStyle w:val="CodeBlock"/>
+              <w:ind w:left="80" w:right="80"/>
+              <w:rPr>
+                <w:color w:val="000000" w:themeColor="text1"/>
+              </w:rPr>
+            </w:pPr>
+            <w:r>
+              <w:rPr>
+                <w:color w:val="000000" w:themeColor="text1"/>
+              </w:rPr>
+              <w:t>ln -sf $(find $(</w:t>
+            </w:r>
+            <w:proofErr w:type="spellStart"/>
+            <w:r>
+              <w:rPr>
+                <w:color w:val="000000" w:themeColor="text1"/>
+              </w:rPr>
+              <w:t>dirname</w:t>
+            </w:r>
+            <w:proofErr w:type="spellEnd"/>
+            <w:r>
+              <w:rPr>
+                <w:color w:val="000000" w:themeColor="text1"/>
+              </w:rPr>
+              <w:t xml:space="preserve"> $(</w:t>
+            </w:r>
+            <w:proofErr w:type="spellStart"/>
+            <w:r>
+              <w:rPr>
+                <w:color w:val="000000" w:themeColor="text1"/>
+              </w:rPr>
+              <w:t>dirname</w:t>
+            </w:r>
+            <w:proofErr w:type="spellEnd"/>
+            <w:r>
+              <w:rPr>
+                <w:color w:val="000000" w:themeColor="text1"/>
+              </w:rPr>
+              <w:t xml:space="preserve"> $(python3 -c "import </w:t>
+            </w:r>
+            <w:proofErr w:type="spellStart"/>
+            <w:r>
+              <w:rPr>
+                <w:color w:val="000000" w:themeColor="text1"/>
+              </w:rPr>
+              <w:t>nvidia.cuda_nvcc</w:t>
+            </w:r>
+            <w:proofErr w:type="spellEnd"/>
+            <w:r>
+              <w:rPr>
+                <w:color w:val="000000" w:themeColor="text1"/>
+              </w:rPr>
+              <w:t>; print(nvidia.cuda_</w:t>
+            </w:r>
+            <w:proofErr w:type="spellStart"/>
+            <w:r>
+              <w:rPr>
+                <w:color w:val="000000" w:themeColor="text1"/>
+              </w:rPr>
+              <w:t>nvcc</w:t>
+            </w:r>
+            <w:proofErr w:type="spellEnd"/>
+            <w:r>
+              <w:rPr>
+                <w:color w:val="000000" w:themeColor="text1"/>
+              </w:rPr>
+              <w:t xml:space="preserve">.__file__)"))/*/bin/) -name </w:t>
+            </w:r>
+            <w:proofErr w:type="spellStart"/>
+            <w:r>
+              <w:rPr>
+                <w:color w:val="000000" w:themeColor="text1"/>
+              </w:rPr>
+              <w:t>ptxas</w:t>
+            </w:r>
+            <w:proofErr w:type="spellEnd"/>
+            <w:r>
+              <w:rPr>
+                <w:color w:val="000000" w:themeColor="text1"/>
+              </w:rPr>
+              <w:t xml:space="preserve"> -print -quit) $VIRTUAL_ENV/bin/</w:t>
+            </w:r>
+            <w:proofErr w:type="spellStart"/>
+            <w:r>
+              <w:rPr>
+                <w:color w:val="000000" w:themeColor="text1"/>
+              </w:rPr>
+              <w:t>ptxas</w:t>
+            </w:r>
+            <w:proofErr w:type="spellEnd"/>
+          </w:p>
+        </w:tc>
+      </w:tr>
+    </w:tbl>
+    <w:p>
+      <w:pPr>
+        <w:pStyle w:val="ae"/>
+        <w:ind w:left="0" w:firstLine="709"/>
+        <w:rPr>
+          <w:color w:val="000000" w:themeColor="text1"/>
+          <w:lang w:val="ru-RU"/>
+        </w:rPr>
+      </w:pPr>
+    </w:p>
+    <w:tbl>
+      <w:tblPr>
+        <w:tblW w:w="0" w:type="auto"/>
+        <w:jc w:val="center"/>
+        <w:tblLayout w:type="fixed"/>
+        <w:tblLook w:val="04A0" w:firstRow="1" w:lastRow="0" w:firstColumn="1" w:lastColumn="0" w:noHBand="0" w:noVBand="1"/>
+      </w:tblPr>
+      <w:tblGrid>
+        <w:gridCol w:w="9792"/>
+      </w:tblGrid>
+      <w:tr>
+        <w:trPr>
+          <w:jc w:val="center"/>
+        </w:trPr>
+        <w:tc>
+          <w:tcPr>
+            <w:tcW w:w="9792" w:type="dxa"/>
+            <w:tcBorders>
+              <w:top w:val="single" w:sz="4" w:space="0" w:color="D9E2F3"/>
+              <w:left w:val="single" w:sz="4" w:space="0" w:color="D9E2F3"/>
+              <w:bottom w:val="single" w:sz="4" w:space="0" w:color="D9E2F3"/>
+              <w:right w:val="single" w:sz="4" w:space="0" w:color="D9E2F3"/>
+            </w:tcBorders>
+            <w:shd w:val="clear" w:color="auto" w:fill="F3F5F7"/>
+            <w:vAlign w:val="center"/>
+          </w:tcPr>
+          <w:p>
+            <w:pPr>
+              <w:pStyle w:val="CodeBlock"/>
+              <w:ind w:left="80" w:right="80"/>
+              <w:rPr>
+                <w:color w:val="000000" w:themeColor="text1"/>
+              </w:rPr>
+            </w:pPr>
+            <w:r>
+              <w:rPr>
+                <w:color w:val="000000" w:themeColor="text1"/>
+              </w:rPr>
+              <w:t xml:space="preserve">python3 -c "import </w:t>
+            </w:r>
+            <w:proofErr w:type="spellStart"/>
+            <w:r>
+              <w:rPr>
+                <w:color w:val="000000" w:themeColor="text1"/>
+              </w:rPr>
+              <w:t>tensorflow</w:t>
+            </w:r>
+            <w:proofErr w:type="spellEnd"/>
+            <w:r>
+              <w:rPr>
+                <w:color w:val="000000" w:themeColor="text1"/>
+              </w:rPr>
+              <w:t xml:space="preserve"> as </w:t>
+            </w:r>
+            <w:proofErr w:type="spellStart"/>
+            <w:r>
+              <w:rPr>
+                <w:color w:val="000000" w:themeColor="text1"/>
+              </w:rPr>
+              <w:t>tf</w:t>
+            </w:r>
+            <w:proofErr w:type="spellEnd"/>
+            <w:r>
+              <w:rPr>
+                <w:color w:val="000000" w:themeColor="text1"/>
+              </w:rPr>
+              <w:t>; print(</w:t>
+            </w:r>
+            <w:proofErr w:type="spellStart"/>
+            <w:r>
+              <w:rPr>
+                <w:color w:val="000000" w:themeColor="text1"/>
+              </w:rPr>
+              <w:t>tf</w:t>
+            </w:r>
+            <w:proofErr w:type="spellEnd"/>
+            <w:r>
+              <w:rPr>
+                <w:color w:val="000000" w:themeColor="text1"/>
+              </w:rPr>
+              <w:t>.__version__); print(</w:t>
+            </w:r>
+            <w:proofErr w:type="spellStart"/>
+            <w:r>
+              <w:rPr>
+                <w:color w:val="000000" w:themeColor="text1"/>
+              </w:rPr>
+              <w:t>tf.config.list_physical_devices</w:t>
+            </w:r>
+            <w:proofErr w:type="spellEnd"/>
+            <w:r>
+              <w:rPr>
+                <w:color w:val="000000" w:themeColor="text1"/>
+              </w:rPr>
+              <w:t>('GPU'))"</w:t>
+            </w:r>
+          </w:p>
+        </w:tc>
+      </w:tr>
+    </w:tbl>
+    <w:p>
+      <w:pPr>
+        <w:pStyle w:val="ae"/>
+        <w:ind w:left="0" w:firstLine="709"/>
+        <w:rPr>
+          <w:color w:val="000000" w:themeColor="text1"/>
+          <w:lang w:val="ru-RU"/>
+        </w:rPr>
+      </w:pPr>
+      <w:r>
+        <w:rPr>
+          <w:color w:val="000000" w:themeColor="text1"/>
+          <w:lang w:val="ru-RU"/>
+        </w:rPr>
+        <w:t xml:space="preserve">если </w:t>
+      </w:r>
+      <w:r>
+        <w:rPr>
+          <w:color w:val="000000" w:themeColor="text1"/>
+        </w:rPr>
+        <w:t>GPU</w:t>
+      </w:r>
+      <w:r>
+        <w:rPr>
+          <w:color w:val="000000" w:themeColor="text1"/>
+          <w:lang w:val="ru-RU"/>
+        </w:rPr>
+        <w:t>:0</w:t>
+      </w:r>
+      <w:r>
+        <w:rPr>
+          <w:color w:val="000000" w:themeColor="text1"/>
+          <w:lang w:val="ru-RU"/>
+        </w:rPr>
+        <w:t xml:space="preserve"> то все ОК</w:t>
+      </w:r>
+    </w:p>
+    <w:p>
+      <w:pPr>
+        <w:pStyle w:val="ae"/>
+        <w:ind w:left="0" w:firstLine="709"/>
+        <w:rPr>
+          <w:color w:val="000000" w:themeColor="text1"/>
+          <w:lang w:val="ru-RU"/>
+        </w:rPr>
+      </w:pPr>
+      <w:r>
+        <w:rPr>
+          <w:color w:val="000000" w:themeColor="text1"/>
+          <w:lang w:val="ru-RU"/>
+        </w:rPr>
+        <w:t>если нет</w:t>
+      </w:r>
+    </w:p>
+    <w:p>
+      <w:pPr>
+        <w:pStyle w:val="ae"/>
+        <w:ind w:left="0" w:firstLine="709"/>
+        <w:rPr>
+          <w:color w:val="000000" w:themeColor="text1"/>
+          <w:lang w:val="ru-RU"/>
+        </w:rPr>
+      </w:pPr>
+    </w:p>
+    <w:p>
+      <w:pPr>
+        <w:pStyle w:val="ae"/>
+        <w:ind w:left="0" w:firstLine="709"/>
+        <w:rPr>
+          <w:color w:val="000000" w:themeColor="text1"/>
+          <w:lang w:val="ru-RU"/>
+        </w:rPr>
+      </w:pPr>
+    </w:p>
+    <w:p>
+      <w:pPr>
+        <w:pStyle w:val="ae"/>
+        <w:ind w:left="0" w:firstLine="709"/>
+        <w:rPr>
+          <w:color w:val="000000" w:themeColor="text1"/>
+          <w:lang w:val="ru-RU"/>
+        </w:rPr>
+      </w:pPr>
+    </w:p>
+    <w:tbl>
+      <w:tblPr>
+        <w:tblW w:w="0" w:type="auto"/>
+        <w:jc w:val="center"/>
+        <w:tblLayout w:type="fixed"/>
+        <w:tblLook w:val="04A0" w:firstRow="1" w:lastRow="0" w:firstColumn="1" w:lastColumn="0" w:noHBand="0" w:noVBand="1"/>
+      </w:tblPr>
+      <w:tblGrid>
+        <w:gridCol w:w="9792"/>
+      </w:tblGrid>
+      <w:tr>
+        <w:trPr>
+          <w:jc w:val="center"/>
+        </w:trPr>
+        <w:tc>
+          <w:tcPr>
+            <w:tcW w:w="9792" w:type="dxa"/>
+            <w:tcBorders>
+              <w:top w:val="single" w:sz="4" w:space="0" w:color="D9E2F3"/>
+              <w:left w:val="single" w:sz="4" w:space="0" w:color="D9E2F3"/>
+              <w:bottom w:val="single" w:sz="4" w:space="0" w:color="D9E2F3"/>
+              <w:right w:val="single" w:sz="4" w:space="0" w:color="D9E2F3"/>
+            </w:tcBorders>
+            <w:shd w:val="clear" w:color="auto" w:fill="F3F5F7"/>
+            <w:vAlign w:val="center"/>
+          </w:tcPr>
+          <w:p>
+            <w:pPr>
+              <w:pStyle w:val="CodeBlock"/>
+              <w:ind w:left="80" w:right="80"/>
+              <w:rPr>
+                <w:color w:val="000000" w:themeColor="text1"/>
+              </w:rPr>
+            </w:pPr>
+            <w:r>
+              <w:rPr>
+                <w:color w:val="000000" w:themeColor="text1"/>
+              </w:rPr>
+              <w:lastRenderedPageBreak/>
+              <w:t>source ~/</w:t>
+            </w:r>
+            <w:proofErr w:type="spellStart"/>
+            <w:r>
+              <w:rPr>
+                <w:color w:val="000000" w:themeColor="text1"/>
+              </w:rPr>
+              <w:t>tf_env</w:t>
+            </w:r>
+            <w:proofErr w:type="spellEnd"/>
+            <w:r>
+              <w:rPr>
+                <w:color w:val="000000" w:themeColor="text1"/>
+              </w:rPr>
+              <w:t>/bin/activate</w:t>
+            </w:r>
+          </w:p>
+          <w:p>
+            <w:pPr>
+              <w:pStyle w:val="CodeBlock"/>
+              <w:ind w:left="80" w:right="80"/>
+              <w:rPr>
+                <w:color w:val="000000" w:themeColor="text1"/>
+              </w:rPr>
+            </w:pPr>
+          </w:p>
+          <w:p>
+            <w:pPr>
+              <w:pStyle w:val="CodeBlock"/>
+              <w:ind w:left="80" w:right="80"/>
+              <w:rPr>
+                <w:color w:val="000000" w:themeColor="text1"/>
+              </w:rPr>
+            </w:pPr>
+            <w:r>
+              <w:rPr>
+                <w:color w:val="000000" w:themeColor="text1"/>
+              </w:rPr>
+              <w:t>export LD_LIBRARY_PATH=/</w:t>
+            </w:r>
+            <w:proofErr w:type="spellStart"/>
+            <w:r>
+              <w:rPr>
+                <w:color w:val="000000" w:themeColor="text1"/>
+              </w:rPr>
+              <w:t>usr</w:t>
+            </w:r>
+            <w:proofErr w:type="spellEnd"/>
+            <w:r>
+              <w:rPr>
+                <w:color w:val="000000" w:themeColor="text1"/>
+              </w:rPr>
+              <w:t>/lib/</w:t>
+            </w:r>
+            <w:proofErr w:type="spellStart"/>
+            <w:r>
+              <w:rPr>
+                <w:color w:val="000000" w:themeColor="text1"/>
+              </w:rPr>
+              <w:t>wsl</w:t>
+            </w:r>
+            <w:proofErr w:type="spellEnd"/>
+            <w:r>
+              <w:rPr>
+                <w:color w:val="000000" w:themeColor="text1"/>
+              </w:rPr>
+              <w:t>/lib:$LD_LIBRARY_PATH</w:t>
+            </w:r>
+          </w:p>
+          <w:p>
+            <w:pPr>
+              <w:pStyle w:val="CodeBlock"/>
+              <w:ind w:left="80" w:right="80"/>
+              <w:rPr>
+                <w:color w:val="000000" w:themeColor="text1"/>
+              </w:rPr>
+            </w:pPr>
+            <w:r>
+              <w:rPr>
+                <w:color w:val="000000" w:themeColor="text1"/>
+              </w:rPr>
+              <w:t>export LD_LIBRARY_PATH=$LD_LIBRARY_PATH:$(python3 - &lt;&lt;'PY'</w:t>
+            </w:r>
+          </w:p>
+          <w:p>
+            <w:pPr>
+              <w:pStyle w:val="CodeBlock"/>
+              <w:ind w:left="80" w:right="80"/>
+              <w:rPr>
+                <w:color w:val="000000" w:themeColor="text1"/>
+              </w:rPr>
+            </w:pPr>
+            <w:r>
+              <w:rPr>
+                <w:color w:val="000000" w:themeColor="text1"/>
+              </w:rPr>
+              <w:t xml:space="preserve">import site, </w:t>
+            </w:r>
+            <w:proofErr w:type="spellStart"/>
+            <w:r>
+              <w:rPr>
+                <w:color w:val="000000" w:themeColor="text1"/>
+              </w:rPr>
+              <w:t>os</w:t>
+            </w:r>
+            <w:proofErr w:type="spellEnd"/>
+            <w:r>
+              <w:rPr>
+                <w:color w:val="000000" w:themeColor="text1"/>
+              </w:rPr>
+              <w:t>, glob</w:t>
+            </w:r>
+          </w:p>
+          <w:p>
+            <w:pPr>
+              <w:pStyle w:val="CodeBlock"/>
+              <w:ind w:left="80" w:right="80"/>
+              <w:rPr>
+                <w:color w:val="000000" w:themeColor="text1"/>
+              </w:rPr>
+            </w:pPr>
+            <w:r>
+              <w:rPr>
+                <w:color w:val="000000" w:themeColor="text1"/>
+              </w:rPr>
+              <w:t>paths = []</w:t>
+            </w:r>
+          </w:p>
+          <w:p>
+            <w:pPr>
+              <w:pStyle w:val="CodeBlock"/>
+              <w:ind w:left="80" w:right="80"/>
+              <w:rPr>
+                <w:color w:val="000000" w:themeColor="text1"/>
+              </w:rPr>
+            </w:pPr>
+            <w:r>
+              <w:rPr>
+                <w:color w:val="000000" w:themeColor="text1"/>
+              </w:rPr>
+              <w:t xml:space="preserve">for p in </w:t>
+            </w:r>
+            <w:proofErr w:type="spellStart"/>
+            <w:r>
+              <w:rPr>
+                <w:color w:val="000000" w:themeColor="text1"/>
+              </w:rPr>
+              <w:t>site.getsitepackages</w:t>
+            </w:r>
+            <w:proofErr w:type="spellEnd"/>
+            <w:r>
+              <w:rPr>
+                <w:color w:val="000000" w:themeColor="text1"/>
+              </w:rPr>
+              <w:t>():</w:t>
+            </w:r>
+          </w:p>
+          <w:p>
+            <w:pPr>
+              <w:pStyle w:val="CodeBlock"/>
+              <w:ind w:left="80" w:right="80"/>
+              <w:rPr>
+                <w:color w:val="000000" w:themeColor="text1"/>
+              </w:rPr>
+            </w:pPr>
+            <w:r>
+              <w:rPr>
+                <w:color w:val="000000" w:themeColor="text1"/>
+              </w:rPr>
+              <w:t xml:space="preserve">    n = </w:t>
+            </w:r>
+            <w:proofErr w:type="spellStart"/>
+            <w:r>
+              <w:rPr>
+                <w:color w:val="000000" w:themeColor="text1"/>
+              </w:rPr>
+              <w:t>os.path.join</w:t>
+            </w:r>
+            <w:proofErr w:type="spellEnd"/>
+            <w:r>
+              <w:rPr>
+                <w:color w:val="000000" w:themeColor="text1"/>
+              </w:rPr>
+              <w:t>(p, "</w:t>
+            </w:r>
+            <w:proofErr w:type="spellStart"/>
+            <w:r>
+              <w:rPr>
+                <w:color w:val="000000" w:themeColor="text1"/>
+              </w:rPr>
+              <w:t>nvidia</w:t>
+            </w:r>
+            <w:proofErr w:type="spellEnd"/>
+            <w:r>
+              <w:rPr>
+                <w:color w:val="000000" w:themeColor="text1"/>
+              </w:rPr>
+              <w:t>")</w:t>
+            </w:r>
+          </w:p>
+          <w:p>
+            <w:pPr>
+              <w:pStyle w:val="CodeBlock"/>
+              <w:ind w:left="80" w:right="80"/>
+              <w:rPr>
+                <w:color w:val="000000" w:themeColor="text1"/>
+              </w:rPr>
+            </w:pPr>
+            <w:r>
+              <w:rPr>
+                <w:color w:val="000000" w:themeColor="text1"/>
+              </w:rPr>
+              <w:t xml:space="preserve">    if </w:t>
+            </w:r>
+            <w:proofErr w:type="spellStart"/>
+            <w:r>
+              <w:rPr>
+                <w:color w:val="000000" w:themeColor="text1"/>
+              </w:rPr>
+              <w:t>os.path.isdir</w:t>
+            </w:r>
+            <w:proofErr w:type="spellEnd"/>
+            <w:r>
+              <w:rPr>
+                <w:color w:val="000000" w:themeColor="text1"/>
+              </w:rPr>
+              <w:t>(n):</w:t>
+            </w:r>
+          </w:p>
+          <w:p>
+            <w:pPr>
+              <w:pStyle w:val="CodeBlock"/>
+              <w:ind w:left="80" w:right="80"/>
+              <w:rPr>
+                <w:color w:val="000000" w:themeColor="text1"/>
+              </w:rPr>
+            </w:pPr>
+            <w:r>
+              <w:rPr>
+                <w:color w:val="000000" w:themeColor="text1"/>
+              </w:rPr>
+              <w:t xml:space="preserve">        </w:t>
+            </w:r>
+            <w:proofErr w:type="spellStart"/>
+            <w:r>
+              <w:rPr>
+                <w:color w:val="000000" w:themeColor="text1"/>
+              </w:rPr>
+              <w:t>paths.extend</w:t>
+            </w:r>
+            <w:proofErr w:type="spellEnd"/>
+            <w:r>
+              <w:rPr>
+                <w:color w:val="000000" w:themeColor="text1"/>
+              </w:rPr>
+              <w:t>(sorted(</w:t>
+            </w:r>
+            <w:proofErr w:type="spellStart"/>
+            <w:r>
+              <w:rPr>
+                <w:color w:val="000000" w:themeColor="text1"/>
+              </w:rPr>
+              <w:t>glob.glob</w:t>
+            </w:r>
+            <w:proofErr w:type="spellEnd"/>
+            <w:r>
+              <w:rPr>
+                <w:color w:val="000000" w:themeColor="text1"/>
+              </w:rPr>
+              <w:t>(</w:t>
+            </w:r>
+            <w:proofErr w:type="spellStart"/>
+            <w:r>
+              <w:rPr>
+                <w:color w:val="000000" w:themeColor="text1"/>
+              </w:rPr>
+              <w:t>os.path.join</w:t>
+            </w:r>
+            <w:proofErr w:type="spellEnd"/>
+            <w:r>
+              <w:rPr>
+                <w:color w:val="000000" w:themeColor="text1"/>
+              </w:rPr>
+              <w:t>(n, "*", "lib"))))</w:t>
+            </w:r>
+          </w:p>
+          <w:p>
+            <w:pPr>
+              <w:pStyle w:val="CodeBlock"/>
+              <w:ind w:left="80" w:right="80"/>
+              <w:rPr>
+                <w:color w:val="000000" w:themeColor="text1"/>
+              </w:rPr>
+            </w:pPr>
+            <w:r>
+              <w:rPr>
+                <w:color w:val="000000" w:themeColor="text1"/>
+              </w:rPr>
+              <w:t>print(":".join(paths))</w:t>
+            </w:r>
+          </w:p>
+          <w:p>
+            <w:pPr>
+              <w:pStyle w:val="CodeBlock"/>
+              <w:ind w:left="80" w:right="80"/>
+              <w:rPr>
+                <w:color w:val="000000" w:themeColor="text1"/>
+              </w:rPr>
+            </w:pPr>
+            <w:r>
+              <w:rPr>
+                <w:color w:val="000000" w:themeColor="text1"/>
+              </w:rPr>
+              <w:t>PY</w:t>
+            </w:r>
+          </w:p>
+          <w:p>
+            <w:pPr>
+              <w:pStyle w:val="CodeBlock"/>
+              <w:ind w:left="80" w:right="80"/>
+              <w:rPr>
+                <w:color w:val="000000" w:themeColor="text1"/>
+              </w:rPr>
+            </w:pPr>
+            <w:r>
+              <w:rPr>
+                <w:color w:val="000000" w:themeColor="text1"/>
+              </w:rPr>
+              <w:t>)</w:t>
+            </w:r>
+          </w:p>
+          <w:p>
+            <w:pPr>
+              <w:pStyle w:val="CodeBlock"/>
+              <w:ind w:left="80" w:right="80"/>
+              <w:rPr>
+                <w:color w:val="000000" w:themeColor="text1"/>
+              </w:rPr>
+            </w:pPr>
+          </w:p>
+          <w:p>
+            <w:pPr>
+              <w:pStyle w:val="CodeBlock"/>
+              <w:ind w:left="80" w:right="80"/>
+              <w:rPr>
+                <w:color w:val="000000" w:themeColor="text1"/>
+              </w:rPr>
+            </w:pPr>
+            <w:r>
+              <w:rPr>
+                <w:color w:val="000000" w:themeColor="text1"/>
+              </w:rPr>
+              <w:t xml:space="preserve">python3 -c "import </w:t>
+            </w:r>
+            <w:proofErr w:type="spellStart"/>
+            <w:r>
+              <w:rPr>
+                <w:color w:val="000000" w:themeColor="text1"/>
+              </w:rPr>
+              <w:t>tensorflow</w:t>
+            </w:r>
+            <w:proofErr w:type="spellEnd"/>
+            <w:r>
+              <w:rPr>
+                <w:color w:val="000000" w:themeColor="text1"/>
+              </w:rPr>
+              <w:t xml:space="preserve"> as </w:t>
+            </w:r>
+            <w:proofErr w:type="spellStart"/>
+            <w:r>
+              <w:rPr>
+                <w:color w:val="000000" w:themeColor="text1"/>
+              </w:rPr>
+              <w:t>tf</w:t>
+            </w:r>
+            <w:proofErr w:type="spellEnd"/>
+            <w:r>
+              <w:rPr>
+                <w:color w:val="000000" w:themeColor="text1"/>
+              </w:rPr>
+              <w:t>; print(</w:t>
+            </w:r>
+            <w:proofErr w:type="spellStart"/>
+            <w:r>
+              <w:rPr>
+                <w:color w:val="000000" w:themeColor="text1"/>
+              </w:rPr>
+              <w:t>tf</w:t>
+            </w:r>
+            <w:proofErr w:type="spellEnd"/>
+            <w:r>
+              <w:rPr>
+                <w:color w:val="000000" w:themeColor="text1"/>
+              </w:rPr>
+              <w:t>.__version__); print(</w:t>
+            </w:r>
+            <w:proofErr w:type="spellStart"/>
+            <w:r>
+              <w:rPr>
+                <w:color w:val="000000" w:themeColor="text1"/>
+              </w:rPr>
+              <w:t>tf.config.list_physical_devices</w:t>
+            </w:r>
+            <w:proofErr w:type="spellEnd"/>
+            <w:r>
+              <w:rPr>
+                <w:color w:val="000000" w:themeColor="text1"/>
+              </w:rPr>
+              <w:t>('GPU'))"</w:t>
+            </w:r>
+          </w:p>
+        </w:tc>
+      </w:tr>
+    </w:tbl>
+    <w:p>
+      <w:pPr>
+        <w:pStyle w:val="ae"/>
+        <w:ind w:left="0" w:firstLine="709"/>
+        <w:rPr>
+          <w:color w:val="000000" w:themeColor="text1"/>
+          <w:lang w:val="ru-RU"/>
+        </w:rPr>
+      </w:pPr>
+      <w:r>
+        <w:rPr>
+          <w:color w:val="000000" w:themeColor="text1"/>
+          <w:lang w:val="ru-RU"/>
+        </w:rPr>
+        <w:t>должно быть ОК</w:t>
+      </w:r>
+    </w:p>
+    <w:p>
+      <w:pPr>
+        <w:pStyle w:val="ae"/>
+        <w:ind w:left="0" w:firstLine="709"/>
+        <w:rPr>
+          <w:color w:val="000000" w:themeColor="text1"/>
+          <w:lang w:val="ru-RU"/>
+        </w:rPr>
+      </w:pPr>
+    </w:p>
+    <w:p>
+      <w:pPr>
+        <w:pStyle w:val="ae"/>
+        <w:ind w:left="0" w:firstLine="709"/>
+        <w:rPr>
+          <w:color w:val="000000" w:themeColor="text1"/>
+          <w:lang w:val="ru-RU"/>
+        </w:rPr>
+      </w:pPr>
+      <w:r>
+        <w:rPr>
+          <w:color w:val="000000" w:themeColor="text1"/>
+          <w:lang w:val="ru-RU"/>
+        </w:rPr>
+        <w:t>Возвращайся на пункт 4.</w:t>
       </w:r>
     </w:p>
     <w:sectPr>
@@ -3815,6 +5012,95 @@
       </w:rPr>
     </w:lvl>
   </w:abstractNum>
+  <w:abstractNum w:abstractNumId="10" w15:restartNumberingAfterBreak="0">
+    <w:nsid w:val="7CA062BD"/>
+    <w:multiLevelType w:val="hybridMultilevel"/>
+    <w:tmpl w:val="92ECFA38"/>
+    <w:lvl w:ilvl="0" w:tplc="0419000F">
+      <w:start w:val="1"/>
+      <w:numFmt w:val="decimal"/>
+      <w:lvlText w:val="%1."/>
+      <w:lvlJc w:val="left"/>
+      <w:pPr>
+        <w:ind w:left="720" w:hanging="360"/>
+      </w:pPr>
+      <w:rPr>
+        <w:rFonts w:hint="default"/>
+      </w:rPr>
+    </w:lvl>
+    <w:lvl w:ilvl="1" w:tplc="04190019" w:tentative="1">
+      <w:start w:val="1"/>
+      <w:numFmt w:val="lowerLetter"/>
+      <w:lvlText w:val="%2."/>
+      <w:lvlJc w:val="left"/>
+      <w:pPr>
+        <w:ind w:left="1440" w:hanging="360"/>
+      </w:pPr>
+    </w:lvl>
+    <w:lvl w:ilvl="2" w:tplc="0419001B" w:tentative="1">
+      <w:start w:val="1"/>
+      <w:numFmt w:val="lowerRoman"/>
+      <w:lvlText w:val="%3."/>
+      <w:lvlJc w:val="right"/>
+      <w:pPr>
+        <w:ind w:left="2160" w:hanging="180"/>
+      </w:pPr>
+    </w:lvl>
+    <w:lvl w:ilvl="3" w:tplc="0419000F" w:tentative="1">
+      <w:start w:val="1"/>
+      <w:numFmt w:val="decimal"/>
+      <w:lvlText w:val="%4."/>
+      <w:lvlJc w:val="left"/>
+      <w:pPr>
+        <w:ind w:left="2880" w:hanging="360"/>
+      </w:pPr>
+    </w:lvl>
+    <w:lvl w:ilvl="4" w:tplc="04190019" w:tentative="1">
+      <w:start w:val="1"/>
+      <w:numFmt w:val="lowerLetter"/>
+      <w:lvlText w:val="%5."/>
+      <w:lvlJc w:val="left"/>
+      <w:pPr>
+        <w:ind w:left="3600" w:hanging="360"/>
+      </w:pPr>
+    </w:lvl>
+    <w:lvl w:ilvl="5" w:tplc="0419001B" w:tentative="1">
+      <w:start w:val="1"/>
+      <w:numFmt w:val="lowerRoman"/>
+      <w:lvlText w:val="%6."/>
+      <w:lvlJc w:val="right"/>
+      <w:pPr>
+        <w:ind w:left="4320" w:hanging="180"/>
+      </w:pPr>
+    </w:lvl>
+    <w:lvl w:ilvl="6" w:tplc="0419000F" w:tentative="1">
+      <w:start w:val="1"/>
+      <w:numFmt w:val="decimal"/>
+      <w:lvlText w:val="%7."/>
+      <w:lvlJc w:val="left"/>
+      <w:pPr>
+        <w:ind w:left="5040" w:hanging="360"/>
+      </w:pPr>
+    </w:lvl>
+    <w:lvl w:ilvl="7" w:tplc="04190019" w:tentative="1">
+      <w:start w:val="1"/>
+      <w:numFmt w:val="lowerLetter"/>
+      <w:lvlText w:val="%8."/>
+      <w:lvlJc w:val="left"/>
+      <w:pPr>
+        <w:ind w:left="5760" w:hanging="360"/>
+      </w:pPr>
+    </w:lvl>
+    <w:lvl w:ilvl="8" w:tplc="0419001B" w:tentative="1">
+      <w:start w:val="1"/>
+      <w:numFmt w:val="lowerRoman"/>
+      <w:lvlText w:val="%9."/>
+      <w:lvlJc w:val="right"/>
+      <w:pPr>
+        <w:ind w:left="6480" w:hanging="180"/>
+      </w:pPr>
+    </w:lvl>
+  </w:abstractNum>
   <w:num w:numId="1">
     <w:abstractNumId w:val="8"/>
   </w:num>
@@ -3844,6 +5130,9 @@
   </w:num>
   <w:num w:numId="10">
     <w:abstractNumId w:val="9"/>
+  </w:num>
+  <w:num w:numId="11">
+    <w:abstractNumId w:val="10"/>
   </w:num>
 </w:numbering>
 </file>
@@ -4133,11 +5422,6 @@
     <w:lsdException w:name="Book Title" w:uiPriority="33" w:qFormat="1"/>
     <w:lsdException w:name="Bibliography" w:semiHidden="1" w:uiPriority="37" w:unhideWhenUsed="1"/>
     <w:lsdException w:name="TOC Heading" w:semiHidden="1" w:uiPriority="39" w:unhideWhenUsed="1" w:qFormat="1"/>
-    <w:lsdException w:name="Plain Table 5" w:semiHidden="1" w:unhideWhenUsed="1"/>
-    <w:lsdException w:name="Grid Table Light" w:semiHidden="1" w:unhideWhenUsed="1"/>
-    <w:lsdException w:name="Grid Table 1 Light" w:semiHidden="1" w:unhideWhenUsed="1"/>
-    <w:lsdException w:name="Grid Table 2" w:semiHidden="1" w:unhideWhenUsed="1"/>
-    <w:lsdException w:name="Grid Table 3" w:semiHidden="1" w:unhideWhenUsed="1"/>
     <w:lsdException w:name="Grid Table 4" w:uiPriority="49"/>
     <w:lsdException w:name="Grid Table 5 Dark" w:uiPriority="50"/>
     <w:lsdException w:name="Grid Table 6 Colorful" w:uiPriority="51"/>
